--- a/backend/data/corpus/DOC-20210309-011.docx
+++ b/backend/data/corpus/DOC-20210309-011.docx
@@ -63,31 +63,7 @@
           <w:b/>
           <w:sz w:val="21"/>
         </w:rPr>
-        <w:t>Wilhelmina Nakagawa, MD, Ironwood Neurology Associates, Syracuse, NY (AR)</w:t>
-      </w:r>
-    </w:p>
-    <w:p>
-      <w:r>
-        <w:rPr>
-          <w:sz w:val="21"/>
-        </w:rPr>
-        <w:t>&gt; Mentioned guideline update discussed at journal club but did not raise any specific finding.</w:t>
-      </w:r>
-    </w:p>
-    <w:p>
-      <w:r>
-        <w:rPr>
-          <w:sz w:val="21"/>
-        </w:rPr>
-        <w:t>&gt; Monitoring intervals during titration are set by clinic routine here rather than by protocol.</w:t>
-      </w:r>
-    </w:p>
-    <w:p>
-      <w:r>
-        <w:rPr>
-          <w:sz w:val="21"/>
-        </w:rPr>
-        <w:t>&gt; Compared notes on which sessions were worth the time.</w:t>
+        <w:t>Cormac Grierson, MD, Palmetto Neurology Institute, Buffalo, NY (RSM)</w:t>
       </w:r>
     </w:p>
     <w:p>
@@ -103,7 +79,15 @@
         <w:rPr>
           <w:sz w:val="21"/>
         </w:rPr>
-        <w:t>&gt; The practice lost the epilepsy fellow and has not backfilled, so routine follow-up slots is slowly recovering.</w:t>
+        <w:t>&gt; Titration habits came up in general terms; no specifics were discussed and none were offered.</w:t>
+      </w:r>
+    </w:p>
+    <w:p>
+      <w:r>
+        <w:rPr>
+          <w:sz w:val="21"/>
+        </w:rPr>
+        <w:t>&gt; Asked whether I had seen case series someone forwarded; I had not, and offered nothing in return.</w:t>
       </w:r>
     </w:p>
     <w:p>
@@ -119,7 +103,7 @@
           <w:b/>
           <w:sz w:val="21"/>
         </w:rPr>
-        <w:t>Ilse Lammermoor, MD, Kestrel Comprehensive Epilepsy Clinic, Scranton, PA (RSM)</w:t>
+        <w:t>Quentin Kilbride, MD, Lakeshore Neurological Care Center, Spokane, WA (RSM)</w:t>
       </w:r>
     </w:p>
     <w:p>
@@ -127,7 +111,7 @@
         <w:rPr>
           <w:sz w:val="21"/>
         </w:rPr>
-        <w:t>&gt; Referenced a review that circulated on service in passing.</w:t>
+        <w:t>&gt; Compared notes on which sessions were worth time.</w:t>
       </w:r>
     </w:p>
     <w:p>
@@ -135,7 +119,7 @@
         <w:rPr>
           <w:sz w:val="21"/>
         </w:rPr>
-        <w:t>&gt; Mostly small talk about program and venue.</w:t>
+        <w:t>&gt; Talked through refractory group in general terms, without any specific case.</w:t>
       </w:r>
     </w:p>
     <w:p>
@@ -143,7 +127,7 @@
         <w:rPr>
           <w:sz w:val="21"/>
         </w:rPr>
-        <w:t>&gt; No specific request. Safety items asked about and confirmed none.</w:t>
+        <w:t>&gt; No materials requested this time. Asked about safety and confirmed nothing to report.</w:t>
       </w:r>
     </w:p>
     <w:p>
@@ -159,47 +143,7 @@
         <w:rPr>
           <w:sz w:val="21"/>
         </w:rPr>
-      </w:r>
-    </w:p>
-    <w:p>
-      <w:r>
-        <w:rPr>
-          <w:b/>
-          <w:sz w:val="21"/>
-        </w:rPr>
-        <w:t>Hadley Dunmore, MD, Fox Hollow Neurology Partners, Roanoke, VA (RSM)</w:t>
-      </w:r>
-    </w:p>
-    <w:p>
-      <w:r>
-        <w:rPr>
-          <w:sz w:val="21"/>
-        </w:rPr>
-        <w:t>&gt; A twenty-minute visit in the workroom; the schedule was tight.</w:t>
-      </w:r>
-    </w:p>
-    <w:p>
-      <w:r>
-        <w:rPr>
-          <w:sz w:val="21"/>
-        </w:rPr>
-        <w:t>&gt; Closed there — no specific request.</w:t>
-      </w:r>
-    </w:p>
-    <w:p>
-      <w:r>
-        <w:rPr>
-          <w:sz w:val="21"/>
-        </w:rPr>
-        <w:t>&gt; Compared notes on which sessions were worth the time.</w:t>
-      </w:r>
-    </w:p>
-    <w:p>
-      <w:r>
-        <w:rPr>
-          <w:sz w:val="21"/>
-        </w:rPr>
-        <w:t>&gt; The appeals process remains the slowest step, which came up as a general frustration.</w:t>
+        <w:t>&gt; The practice lost a rotating resident and has not backfilled, so the new-patient backlog is slowly recovering.</w:t>
       </w:r>
     </w:p>
     <w:p>
@@ -215,7 +159,7 @@
           <w:b/>
           <w:sz w:val="21"/>
         </w:rPr>
-        <w:t>Gaspar Ivanetti, MD, Saltmarsh Neurological Care Center, Albany, NY (RSM)</w:t>
+        <w:t>Leonie Nakagawa, MD, Ironwood Neurology Associates, Fort Wayne, IN (RSM)</w:t>
       </w:r>
     </w:p>
     <w:p>
@@ -223,7 +167,7 @@
         <w:rPr>
           <w:sz w:val="21"/>
         </w:rPr>
-        <w:t>&gt; Mentioned review that circulated on the service but did not raise any specific finding.</w:t>
+        <w:t>&gt; A compressed convo in the corridor, mostly logistics.</w:t>
       </w:r>
     </w:p>
     <w:p>
@@ -231,7 +175,7 @@
         <w:rPr>
           <w:sz w:val="21"/>
         </w:rPr>
-        <w:t>&gt; Monitoring intervals during titration are set by clinic routine here rather than by protocol.</w:t>
+        <w:t>&gt; Talked through long-standing patients in general terms, without any specific case.</w:t>
       </w:r>
     </w:p>
     <w:p>
@@ -239,271 +183,7 @@
         <w:rPr>
           <w:sz w:val="21"/>
         </w:rPr>
-        <w:t>&gt; Left it at that, with call later this month to be scheduled.</w:t>
-      </w:r>
-    </w:p>
-    <w:p>
-      <w:r>
-        <w:rPr>
-          <w:sz w:val="21"/>
-        </w:rPr>
-        <w:t>&gt; The practice lost epilepsy fellow and has not backfilled, so clinic throughput is slowly recovering.</w:t>
-      </w:r>
-    </w:p>
-    <w:p>
-      <w:r>
-        <w:rPr>
-          <w:sz w:val="21"/>
-        </w:rPr>
-        <w:t>&gt; The composition of the older half of the panel has shifted over the last year or two.</w:t>
-      </w:r>
-    </w:p>
-    <w:p>
-      <w:r>
-        <w:rPr>
-          <w:sz w:val="21"/>
-        </w:rPr>
-      </w:r>
-    </w:p>
-    <w:p>
-      <w:r>
-        <w:rPr>
-          <w:b/>
-          <w:sz w:val="21"/>
-        </w:rPr>
-        <w:t>Niamh Fairweather, MD, Harborlight Epilepsy Center, Eugene, OR (AR)</w:t>
-      </w:r>
-    </w:p>
-    <w:p>
-      <w:r>
-        <w:rPr>
-          <w:sz w:val="21"/>
-        </w:rPr>
-        <w:t>&gt; Mostly small talk about the program and the venue.</w:t>
-      </w:r>
-    </w:p>
-    <w:p>
-      <w:r>
-        <w:rPr>
-          <w:sz w:val="21"/>
-        </w:rPr>
-        <w:t>&gt; Benefit checks takes longer than the clinical decision, which came up as general frustration.</w:t>
-      </w:r>
-    </w:p>
-    <w:p>
-      <w:r>
-        <w:rPr>
-          <w:sz w:val="21"/>
-        </w:rPr>
-        <w:t>&gt; The new charting templates is being piloted this quarter, and that took up the first part of the conversation.</w:t>
-      </w:r>
-    </w:p>
-    <w:p>
-      <w:r>
-        <w:rPr>
-          <w:sz w:val="21"/>
-        </w:rPr>
-      </w:r>
-    </w:p>
-    <w:p>
-      <w:r>
-        <w:rPr>
-          <w:b/>
-          <w:sz w:val="21"/>
-        </w:rPr>
-        <w:t>Rohan Vasquez-Lund, MD, Ember Lake Medical Group, Omaha, NE (RSM)</w:t>
-      </w:r>
-    </w:p>
-    <w:p>
-      <w:r>
-        <w:rPr>
-          <w:sz w:val="21"/>
-        </w:rPr>
-        <w:t>&gt; A twenty-minute convo over a quick coffee, mostly logistics.</w:t>
-      </w:r>
-    </w:p>
-    <w:p>
-      <w:r>
-        <w:rPr>
-          <w:sz w:val="21"/>
-        </w:rPr>
-        <w:t>&gt; Referenced a review that circulated on service in passing.</w:t>
-      </w:r>
-    </w:p>
-    <w:p>
-      <w:r>
-        <w:rPr>
-          <w:sz w:val="21"/>
-        </w:rPr>
-        <w:t>&gt; Asked about my travel schedule, since visits keep landing on busiest clinic days.</w:t>
-      </w:r>
-    </w:p>
-    <w:p>
-      <w:r>
-        <w:rPr>
-          <w:sz w:val="21"/>
-        </w:rPr>
-        <w:t>&gt; Routine follow-up slots has stretched out since summer, which shapes how much time there is for anything else.</w:t>
-      </w:r>
-    </w:p>
-    <w:p>
-      <w:r>
-        <w:rPr>
-          <w:sz w:val="21"/>
-        </w:rPr>
-      </w:r>
-    </w:p>
-    <w:p>
-      <w:r>
-        <w:rPr>
-          <w:b/>
-          <w:sz w:val="21"/>
-        </w:rPr>
-        <w:t>Esperanza Bellweather, MD, Thornfield Regional Epilepsy Program, Manchester, NH (AR)</w:t>
-      </w:r>
-    </w:p>
-    <w:p>
-      <w:r>
-        <w:rPr>
-          <w:sz w:val="21"/>
-        </w:rPr>
-        <w:t>&gt; The composition of the older half of the panel has shifted over the last year or two.</w:t>
-      </w:r>
-    </w:p>
-    <w:p>
-      <w:r>
-        <w:rPr>
-          <w:sz w:val="21"/>
-        </w:rPr>
-        <w:t>&gt; Benefit verification is step that most often delays start here.</w:t>
-      </w:r>
-    </w:p>
-    <w:p>
-      <w:r>
-        <w:rPr>
-          <w:sz w:val="21"/>
-        </w:rPr>
-        <w:t>&gt; Mostly small talk about program and venue.</w:t>
-      </w:r>
-    </w:p>
-    <w:p>
-      <w:r>
-        <w:rPr>
-          <w:sz w:val="21"/>
-        </w:rPr>
-        <w:t>&gt; Asked whether I had seen a review that circulated on the service; I had not, and offered nothing in return.</w:t>
-      </w:r>
-    </w:p>
-    <w:p>
-      <w:r>
-        <w:rPr>
-          <w:sz w:val="21"/>
-        </w:rPr>
-      </w:r>
-    </w:p>
-    <w:p>
-      <w:r>
-        <w:rPr>
-          <w:b/>
-          <w:sz w:val="21"/>
-        </w:rPr>
-        <w:t>Felicity Wycliffe, MD, Harborlight Epilepsy Center, Manchester, NH (RSM)</w:t>
-      </w:r>
-    </w:p>
-    <w:p>
-      <w:r>
-        <w:rPr>
-          <w:sz w:val="21"/>
-        </w:rPr>
-        <w:t>&gt; The phone triage line is being piloted this quarter, and that took up the first part of the convo.</w:t>
-      </w:r>
-    </w:p>
-    <w:p>
-      <w:r>
-        <w:rPr>
-          <w:sz w:val="21"/>
-        </w:rPr>
-        <w:t>&gt; Described practice as early in its experience here, with nothing to report yet.</w:t>
-      </w:r>
-    </w:p>
-    <w:p>
-      <w:r>
-        <w:rPr>
-          <w:sz w:val="21"/>
-        </w:rPr>
-        <w:t>&gt; Mentioned a guideline update discussed at journal club but did not raise any specific finding.</w:t>
-      </w:r>
-    </w:p>
-    <w:p>
-      <w:r>
-        <w:rPr>
-          <w:sz w:val="21"/>
-        </w:rPr>
-      </w:r>
-    </w:p>
-    <w:p>
-      <w:r>
-        <w:rPr>
-          <w:b/>
-          <w:sz w:val="21"/>
-        </w:rPr>
-        <w:t>Thandiwe Brannigan, MD, Saltmarsh Neurological Care Center, Albany, NY (RSM)</w:t>
-      </w:r>
-    </w:p>
-    <w:p>
-      <w:r>
-        <w:rPr>
-          <w:sz w:val="21"/>
-        </w:rPr>
-        <w:t>&gt; Most of the discussion was about the new charting templates, which went live without much warning.</w:t>
-      </w:r>
-    </w:p>
-    <w:p>
-      <w:r>
-        <w:rPr>
-          <w:sz w:val="21"/>
-        </w:rPr>
-        <w:t>&gt; Referral patterns into this clinic have changed, and the surgical workup list is bigger share than it was.</w:t>
-      </w:r>
-    </w:p>
-    <w:p>
-      <w:r>
-        <w:rPr>
-          <w:sz w:val="21"/>
-        </w:rPr>
-        <w:t>&gt; Left it at that, with a call later this month to be scheduled.</w:t>
-      </w:r>
-    </w:p>
-    <w:p>
-      <w:r>
-        <w:rPr>
-          <w:sz w:val="21"/>
-        </w:rPr>
-      </w:r>
-    </w:p>
-    <w:p>
-      <w:r>
-        <w:rPr>
-          <w:b/>
-          <w:sz w:val="21"/>
-        </w:rPr>
-        <w:t>Delphine Dunmore, MD, Windrow Neuroscience Center, Wichita, KS (AR)</w:t>
-      </w:r>
-    </w:p>
-    <w:p>
-      <w:r>
-        <w:rPr>
-          <w:sz w:val="21"/>
-        </w:rPr>
-        <w:t>&gt; Asked whether I had seen guideline update discussed at journal club; I had not, and offered nothing in return.</w:t>
-      </w:r>
-    </w:p>
-    <w:p>
-      <w:r>
-        <w:rPr>
-          <w:sz w:val="21"/>
-        </w:rPr>
-        <w:t>&gt; Closed there — nothing that needed follow-up.</w:t>
+        <w:t>&gt; Referenced guideline update discussed at journal club in passing.</w:t>
       </w:r>
     </w:p>
     <w:p>
@@ -527,7 +207,7 @@
           <w:b/>
           <w:sz w:val="21"/>
         </w:rPr>
-        <w:t>Kenji Cavanaugh, MD, Highmoor Health Neurology, Tacoma, WA (RSM)</w:t>
+        <w:t>Anouk Oyelaran, MD, Marbury Neurological Care Center, Des Moines, IA (RSM)</w:t>
       </w:r>
     </w:p>
     <w:p>
@@ -535,7 +215,151 @@
         <w:rPr>
           <w:sz w:val="21"/>
         </w:rPr>
-        <w:t>&gt; A productive meeting over a quick coffee, first one this quarter.</w:t>
+        <w:t>&gt; Mentioned a review that circulated on the service but did not raise any specific finding.</w:t>
+      </w:r>
+    </w:p>
+    <w:p>
+      <w:r>
+        <w:rPr>
+          <w:sz w:val="21"/>
+        </w:rPr>
+        <w:t>&gt; Asked about my travel schedule, since visits keep landing on busiest clinic days.</w:t>
+      </w:r>
+    </w:p>
+    <w:p>
+      <w:r>
+        <w:rPr>
+          <w:sz w:val="21"/>
+        </w:rPr>
+        <w:t>&gt; Compared notes on which sessions were worth time.</w:t>
+      </w:r>
+    </w:p>
+    <w:p>
+      <w:r>
+        <w:rPr>
+          <w:sz w:val="21"/>
+        </w:rPr>
+        <w:t>&gt; Monitoring intervals during titration are set by clinic routine here rather than by protocol.</w:t>
+      </w:r>
+    </w:p>
+    <w:p>
+      <w:r>
+        <w:rPr>
+          <w:sz w:val="21"/>
+        </w:rPr>
+        <w:t>&gt; This practice is still building familiarity with the product and had no clinical points to raise.</w:t>
+      </w:r>
+    </w:p>
+    <w:p>
+      <w:r>
+        <w:rPr>
+          <w:sz w:val="21"/>
+        </w:rPr>
+      </w:r>
+    </w:p>
+    <w:p>
+      <w:r>
+        <w:rPr>
+          <w:b/>
+          <w:sz w:val="21"/>
+        </w:rPr>
+        <w:t>Peter Kowalczyk, MD, Green Mountain Neuroscience, Burlington, VT (RSM)</w:t>
+      </w:r>
+    </w:p>
+    <w:p>
+      <w:r>
+        <w:rPr>
+          <w:sz w:val="21"/>
+        </w:rPr>
+        <w:t>&gt; A clipped meeting at the nurses' station, first one this quarter.</w:t>
+      </w:r>
+    </w:p>
+    <w:p>
+      <w:r>
+        <w:rPr>
+          <w:sz w:val="21"/>
+        </w:rPr>
+        <w:t>&gt; Mostly small talk about program and venue.</w:t>
+      </w:r>
+    </w:p>
+    <w:p>
+      <w:r>
+        <w:rPr>
+          <w:sz w:val="21"/>
+        </w:rPr>
+        <w:t>&gt; Agreed to reconnect at next visit; no materials requested.</w:t>
+      </w:r>
+    </w:p>
+    <w:p>
+      <w:r>
+        <w:rPr>
+          <w:sz w:val="21"/>
+        </w:rPr>
+        <w:t>&gt; Described the practice as early in its experience here, with nothing to report yet.</w:t>
+      </w:r>
+    </w:p>
+    <w:p>
+      <w:r>
+        <w:rPr>
+          <w:sz w:val="21"/>
+        </w:rPr>
+      </w:r>
+    </w:p>
+    <w:p>
+      <w:r>
+        <w:rPr>
+          <w:b/>
+          <w:sz w:val="21"/>
+        </w:rPr>
+        <w:t>Josefina Pemberton, MD, Sable Creek Medical Group, Waco, TX (RSM)</w:t>
+      </w:r>
+    </w:p>
+    <w:p>
+      <w:r>
+        <w:rPr>
+          <w:sz w:val="21"/>
+        </w:rPr>
+        <w:t>&gt; Caught an unhurried window by scheduling desk between pts.</w:t>
+      </w:r>
+    </w:p>
+    <w:p>
+      <w:r>
+        <w:rPr>
+          <w:sz w:val="21"/>
+        </w:rPr>
+        <w:t>&gt; Noted that formulary questions is handled by one person here and that this is not specific to any one product.</w:t>
+      </w:r>
+    </w:p>
+    <w:p>
+      <w:r>
+        <w:rPr>
+          <w:sz w:val="21"/>
+        </w:rPr>
+        <w:t>&gt; Described the practice as early in its experience here, with nothing to report yet.</w:t>
+      </w:r>
+    </w:p>
+    <w:p>
+      <w:r>
+        <w:rPr>
+          <w:sz w:val="21"/>
+        </w:rPr>
+      </w:r>
+    </w:p>
+    <w:p>
+      <w:r>
+        <w:rPr>
+          <w:b/>
+          <w:sz w:val="21"/>
+        </w:rPr>
+        <w:t>Imani Okafor, MD, Smoky Ridge Medical Center, Knoxville, TN (RSM)</w:t>
+      </w:r>
+    </w:p>
+    <w:p>
+      <w:r>
+        <w:rPr>
+          <w:sz w:val="21"/>
+        </w:rPr>
+        <w:t>&gt; Described a preference for slower titration in general, unrelated to any particular patient.</w:t>
       </w:r>
     </w:p>
     <w:p>
@@ -551,7 +375,7 @@
         <w:rPr>
           <w:sz w:val="21"/>
         </w:rPr>
-        <w:t>&gt; The composition of older half of panel has shifted over last year or two.</w:t>
+        <w:t>&gt; Mentioned case series someone forwarded but did not raise any specific finding.</w:t>
       </w:r>
     </w:p>
     <w:p>
@@ -559,7 +383,15 @@
         <w:rPr>
           <w:sz w:val="21"/>
         </w:rPr>
-        <w:t>&gt; Titration habits came up in general terms; no specifics were discussed and none were offered.</w:t>
+        <w:t>&gt; Onboarding the epilepsy fellow is the current preoccupation here.</w:t>
+      </w:r>
+    </w:p>
+    <w:p>
+      <w:r>
+        <w:rPr>
+          <w:sz w:val="21"/>
+        </w:rPr>
+        <w:t>&gt; The travel schedule this year came up, and little else.</w:t>
       </w:r>
     </w:p>
     <w:p>
@@ -575,7 +407,7 @@
           <w:b/>
           <w:sz w:val="21"/>
         </w:rPr>
-        <w:t>Daniel Whitcomb, MD, Northbrook Neurology Institute, Albany, NY (RSM)</w:t>
+        <w:t>Malika Fairweather, MD, Highmoor Health Neurology, Worcester, MA (RSM)</w:t>
       </w:r>
     </w:p>
     <w:p>
@@ -583,7 +415,7 @@
         <w:rPr>
           <w:sz w:val="21"/>
         </w:rPr>
-        <w:t>&gt; A short meeting in the reading room, first one this quarter.</w:t>
+        <w:t>&gt; Stopped by in shared office for a twenty-minute convo.</w:t>
       </w:r>
     </w:p>
     <w:p>
@@ -591,7 +423,79 @@
         <w:rPr>
           <w:sz w:val="21"/>
         </w:rPr>
-        <w:t>&gt; Most of discussion was about scheduling system, which changed again last month.</w:t>
+        <w:t>&gt; Left it at that, with a call later this month to be scheduled.</w:t>
+      </w:r>
+    </w:p>
+    <w:p>
+      <w:r>
+        <w:rPr>
+          <w:sz w:val="21"/>
+        </w:rPr>
+        <w:t>&gt; The practice lost a rotating resident and has not backfilled, so routine f/u slots has stretched out.</w:t>
+      </w:r>
+    </w:p>
+    <w:p>
+      <w:r>
+        <w:rPr>
+          <w:sz w:val="21"/>
+        </w:rPr>
+      </w:r>
+    </w:p>
+    <w:p>
+      <w:r>
+        <w:rPr>
+          <w:b/>
+          <w:sz w:val="21"/>
+        </w:rPr>
+        <w:t>Tadeo Norrington, MD, Vantage Park Regional Epilepsy Program, Grand Rapids, MI (RSM)</w:t>
+      </w:r>
+    </w:p>
+    <w:p>
+      <w:r>
+        <w:rPr>
+          <w:sz w:val="21"/>
+        </w:rPr>
+        <w:t>&gt; Asked about my travel schedule, since visits keep landing on the busiest clinic days.</w:t>
+      </w:r>
+    </w:p>
+    <w:p>
+      <w:r>
+        <w:rPr>
+          <w:sz w:val="21"/>
+        </w:rPr>
+        <w:t>&gt; Compared notes on which sessions were worth the time.</w:t>
+      </w:r>
+    </w:p>
+    <w:p>
+      <w:r>
+        <w:rPr>
+          <w:sz w:val="21"/>
+        </w:rPr>
+        <w:t>&gt; Left it at that, with next visit to be scheduled.</w:t>
+      </w:r>
+    </w:p>
+    <w:p>
+      <w:r>
+        <w:rPr>
+          <w:sz w:val="21"/>
+        </w:rPr>
+        <w:t>&gt; Referral patterns into this clinic have changed, and long-standing pts is bigger share than it was.</w:t>
+      </w:r>
+    </w:p>
+    <w:p>
+      <w:r>
+        <w:rPr>
+          <w:sz w:val="21"/>
+        </w:rPr>
+      </w:r>
+    </w:p>
+    <w:p>
+      <w:r>
+        <w:rPr>
+          <w:b/>
+          <w:sz w:val="21"/>
+        </w:rPr>
+        <w:t>Susan Ratliff, MD, Harborlight Neurology, Portland, ME (AR)</w:t>
       </w:r>
     </w:p>
     <w:p>
@@ -607,7 +511,7 @@
         <w:rPr>
           <w:sz w:val="21"/>
         </w:rPr>
-        <w:t>&gt; Spent some time on the pediatric-to-adult transfers and how workup decisions get sequenced.</w:t>
+        <w:t>&gt; The composition of long-standing pts has shifted over the last year or two.</w:t>
       </w:r>
     </w:p>
     <w:p>
@@ -615,7 +519,23 @@
         <w:rPr>
           <w:sz w:val="21"/>
         </w:rPr>
-        <w:t>&gt; Referenced session summary from colleague in passing.</w:t>
+        <w:t>&gt; Onboarding front-desk coordinator is current preoccupation here.</w:t>
+      </w:r>
+    </w:p>
+    <w:p>
+      <w:r>
+        <w:rPr>
+          <w:sz w:val="21"/>
+        </w:rPr>
+        <w:t>&gt; Referenced guideline update discussed at journal club in passing.</w:t>
+      </w:r>
+    </w:p>
+    <w:p>
+      <w:r>
+        <w:rPr>
+          <w:sz w:val="21"/>
+        </w:rPr>
+        <w:t>&gt; The scheduling system has not settled, and that took up first part of convo.</w:t>
       </w:r>
     </w:p>
     <w:p>
@@ -631,7 +551,7 @@
           <w:b/>
           <w:sz w:val="21"/>
         </w:rPr>
-        <w:t>Quentin Hollingsworth, MD, Ember Lake Medical Group, Tucson, AZ (RSM)</w:t>
+        <w:t>Yannick Thistlewood, MD, Thornfield Regional Epilepsy Program, Wichita, KS (RSM)</w:t>
       </w:r>
     </w:p>
     <w:p>
@@ -639,7 +559,7 @@
         <w:rPr>
           <w:sz w:val="21"/>
         </w:rPr>
-        <w:t>&gt; A half-hour meeting at end of clinic list, first one this quarter.</w:t>
+        <w:t>&gt; Titration habits came up in general terms; no specifics were discussed adn none were offered.</w:t>
       </w:r>
     </w:p>
     <w:p>
@@ -647,7 +567,7 @@
         <w:rPr>
           <w:sz w:val="21"/>
         </w:rPr>
-        <w:t>&gt; Mostly small talk about the program and the venue.</w:t>
+        <w:t>&gt; Formulary placement was teh only product-adjacent topic, and only in general terms.</w:t>
       </w:r>
     </w:p>
     <w:p>
@@ -655,7 +575,23 @@
         <w:rPr>
           <w:sz w:val="21"/>
         </w:rPr>
-        <w:t>&gt; No specific request this time. Asked about safety and confirmed nothing to report.</w:t>
+        <w:t>&gt; Asked whether I would be at teh meeting later this year.</w:t>
+      </w:r>
+    </w:p>
+    <w:p>
+      <w:r>
+        <w:rPr>
+          <w:sz w:val="21"/>
+        </w:rPr>
+        <w:t>&gt; Asked whether I had seen session summary from colleague; I had not, adn offered nothing in return.</w:t>
+      </w:r>
+    </w:p>
+    <w:p>
+      <w:r>
+        <w:rPr>
+          <w:sz w:val="21"/>
+        </w:rPr>
+        <w:t>&gt; The practice lost a front-desk coordinator and has not backfilled, so teh referral queue has stretched out.</w:t>
       </w:r>
     </w:p>
     <w:p>
@@ -671,7 +607,7 @@
           <w:b/>
           <w:sz w:val="21"/>
         </w:rPr>
-        <w:t>Tobias Norrington, MD, Marbury Neurological Care Center, Mobile, AL (RSM)</w:t>
+        <w:t>Hamish Marchetti, MD, Riverstone Comprehensive Epilepsy Clinic, Hartford, CT (RSM)</w:t>
       </w:r>
     </w:p>
     <w:p>
@@ -679,7 +615,7 @@
         <w:rPr>
           <w:sz w:val="21"/>
         </w:rPr>
-        <w:t>&gt; A half-hour convo at end of clinic list, mostly logistics.</w:t>
+        <w:t>&gt; A clipped convo over quick coffee, mostly logistics.</w:t>
       </w:r>
     </w:p>
     <w:p>
@@ -687,7 +623,79 @@
         <w:rPr>
           <w:sz w:val="21"/>
         </w:rPr>
-        <w:t>&gt; The practice lost rotating resident and has not backfilled, so clinic throughput looks better than last year.</w:t>
+        <w:t>&gt; Monitoring intervals during titration are set by clinic routine here rather than by protocol.</w:t>
+      </w:r>
+    </w:p>
+    <w:p>
+      <w:r>
+        <w:rPr>
+          <w:sz w:val="21"/>
+        </w:rPr>
+        <w:t>&gt; Nothing actionable this visit. Safety items asked about and confirmed none.</w:t>
+      </w:r>
+    </w:p>
+    <w:p>
+      <w:r>
+        <w:rPr>
+          <w:sz w:val="21"/>
+        </w:rPr>
+      </w:r>
+    </w:p>
+    <w:p>
+      <w:r>
+        <w:rPr>
+          <w:b/>
+          <w:sz w:val="21"/>
+        </w:rPr>
+        <w:t>Darius Prendergast, MD, Quarry Hill Epilepsy Center, Duluth, MN (RSM)</w:t>
+      </w:r>
+    </w:p>
+    <w:p>
+      <w:r>
+        <w:rPr>
+          <w:sz w:val="21"/>
+        </w:rPr>
+        <w:t>&gt; Formulary questions takes longer than clinical decision, which came up as a general frustration.</w:t>
+      </w:r>
+    </w:p>
+    <w:p>
+      <w:r>
+        <w:rPr>
+          <w:sz w:val="21"/>
+        </w:rPr>
+        <w:t>&gt; Described a preference for slower titration in general, unrelated to any particular pt.</w:t>
+      </w:r>
+    </w:p>
+    <w:p>
+      <w:r>
+        <w:rPr>
+          <w:sz w:val="21"/>
+        </w:rPr>
+        <w:t>&gt; Routine f/u slots keeps slipping since summer, which shapes how much time there is for anything else.</w:t>
+      </w:r>
+    </w:p>
+    <w:p>
+      <w:r>
+        <w:rPr>
+          <w:sz w:val="21"/>
+        </w:rPr>
+      </w:r>
+    </w:p>
+    <w:p>
+      <w:r>
+        <w:rPr>
+          <w:b/>
+          <w:sz w:val="21"/>
+        </w:rPr>
+        <w:t>Nikolai Barrowman, MD, Bluestem Comprehensive Epilepsy Clinic, Springfield, MO (AR)</w:t>
+      </w:r>
+    </w:p>
+    <w:p>
+      <w:r>
+        <w:rPr>
+          <w:sz w:val="21"/>
+        </w:rPr>
+        <w:t>&gt; Noted that benefit checks is handled by one person here and that this is not specific to any one product.</w:t>
       </w:r>
     </w:p>
     <w:p>
@@ -696,6 +704,22 @@
           <w:sz w:val="21"/>
         </w:rPr>
         <w:t>&gt; Referenced a session summary from a colleague in passing.</w:t>
+      </w:r>
+    </w:p>
+    <w:p>
+      <w:r>
+        <w:rPr>
+          <w:sz w:val="21"/>
+        </w:rPr>
+        <w:t>&gt; Described practice as early in its experience here, with nothing to report yet.</w:t>
+      </w:r>
+    </w:p>
+    <w:p>
+      <w:r>
+        <w:rPr>
+          <w:sz w:val="21"/>
+        </w:rPr>
+        <w:t>&gt; Referral patterns into this clinic have changed, and the refractory group is bigger share than it was.</w:t>
       </w:r>
     </w:p>
     <w:p>
